--- a/templates/anaplirotes/parallili_tomeako/apofasi/gamou.docx
+++ b/templates/anaplirotes/parallili_tomeako/apofasi/gamou.docx
@@ -2439,7 +2439,7 @@
           <w:sz w:val="22"/>
           <w:szCs w:val="22"/>
         </w:rPr>
-        <w:t xml:space="preserve">από {{ imerominia_aitisis }} αίτηση {{ tou_tis }} κ. {{ onomateponymo }}, {{ anaplirotis_gen }} εκπαιδευτικού ΕΣΠΑ, του κλάδου {{ klados }}-{{ klados_perigrafi }}, του {{ sxoleio_gen }}, για χορήγηση {{ imeres_plithos }}</w:t>
+        <w:t xml:space="preserve">από {{ imerominia_aitisis }} αίτηση {{ tou_tis }} κ. {{ onomateponymo_gen }}, {{ anaplirotis_gen }} εκπαιδευτικού ΕΣΠΑ, του κλάδου {{ klados }}-{{ klados_perigrafi }}, του {{ sxoleio_gen }}, για χορήγηση {{ imeres_plithos }}</w:t>
       </w:r>
       <w:r>
         <w:rPr>
@@ -2862,7 +2862,7 @@
           <w:szCs w:val="22"/>
           <w:u w:val="none"/>
         </w:rPr>
-        <w:t xml:space="preserve">Χορηγούμε {{ ston_stin }} κ. {{ onomateponymo }}, {{ anaplirotis_ait }} εκπαιδευτικό ΕΣΠΑ, κλάδου {{ klados }}-{{ klados_perigrafi }}, άδεια απουσίας λόγω γάμου  με αποδοχές {{ imeres_olografos }} ({{ imeres_arithmitika }})  {{ ergasimon }} {{ imeres_lexi }} από {{ imerominia_apo }} έως  και {{ imerominia_eos }}</w:t>
+        <w:t xml:space="preserve">Χορηγούμε {{ ston_stin }} κ. {{ onomateponymo_ait }}, {{ anaplirotis_ait }} εκπαιδευτικό ΕΣΠΑ, κλάδου {{ klados }}-{{ klados_perigrafi }}, άδεια απουσίας λόγω γάμου  με αποδοχές {{ imeres_olografos }} ({{ imeres_arithmitika }})  {{ ergasimon }} {{ imeres_lexi }} από {{ imerominia_apo }} έως  και {{ imerominia_eos }}</w:t>
       </w:r>
       <w:r>
         <w:rPr>
